--- a/ENCYCLOPAEDIA/ALLIGATOR.docx
+++ b/ENCYCLOPAEDIA/ALLIGATOR.docx
@@ -29,7 +29,129 @@
         <w:rPr>
           <w:lang w:val="en-US"/>
         </w:rPr>
-        <w:t>The Alligator genus (Alligatoridae family, Crocodylia order, Reptilia class, Chordata phylum, Animila kingdom, Eukarya domain) contain large reptile species, namely the Chinese Alligator (Alligator Sinensis) and the American Alligator (Alligator Missisipiensis). They originated 37 million years ago. They usually thrive in tropics and are carnivores. They are usually dark-green or black, weigh on average 360 kg and span on average 4 m.</w:t>
+        <w:t xml:space="preserve">The Alligator genus (Alligatoridae family, </w:t>
+      </w:r>
+      <w:proofErr w:type="spellStart"/>
+      <w:r>
+        <w:rPr>
+          <w:lang w:val="en-US"/>
+        </w:rPr>
+        <w:t>Crocodylia</w:t>
+      </w:r>
+      <w:proofErr w:type="spellEnd"/>
+      <w:r>
+        <w:rPr>
+          <w:lang w:val="en-US"/>
+        </w:rPr>
+        <w:t xml:space="preserve"> order, Reptilia class, Chordata phylum, </w:t>
+      </w:r>
+      <w:proofErr w:type="spellStart"/>
+      <w:r>
+        <w:rPr>
+          <w:lang w:val="en-US"/>
+        </w:rPr>
+        <w:t>Animila</w:t>
+      </w:r>
+      <w:proofErr w:type="spellEnd"/>
+      <w:r>
+        <w:rPr>
+          <w:lang w:val="en-US"/>
+        </w:rPr>
+        <w:t xml:space="preserve"> kingdom, Eukarya domain) contain large reptile species, namely the Chinese Alligator (Alligator Sinensis) and the American Alligator (Alligator </w:t>
+      </w:r>
+      <w:proofErr w:type="spellStart"/>
+      <w:r>
+        <w:rPr>
+          <w:lang w:val="en-US"/>
+        </w:rPr>
+        <w:t>Missisipiensis</w:t>
+      </w:r>
+      <w:proofErr w:type="spellEnd"/>
+      <w:r>
+        <w:rPr>
+          <w:lang w:val="en-US"/>
+        </w:rPr>
+        <w:t>). They originated 37 million years ago. They usually thrive in tropics and are carnivores. They are usually dark-green or black, weigh on average 360 kg and span on average 4 m.</w:t>
+      </w:r>
+    </w:p>
+    <w:p>
+      <w:pPr>
+        <w:rPr>
+          <w:lang w:val="en-US"/>
+        </w:rPr>
+      </w:pPr>
+      <w:r>
+        <w:rPr>
+          <w:noProof/>
+          <w:lang w:val="en-US"/>
+        </w:rPr>
+        <w:drawing>
+          <wp:inline distT="0" distB="0" distL="0" distR="0" wp14:anchorId="56E09897" wp14:editId="2B9352DF">
+            <wp:extent cx="3143250" cy="2095500"/>
+            <wp:effectExtent l="0" t="0" r="0" b="0"/>
+            <wp:docPr id="869854011" name="Picture 1"/>
+            <wp:cNvGraphicFramePr>
+              <a:graphicFrameLocks xmlns:a="http://schemas.openxmlformats.org/drawingml/2006/main" noChangeAspect="1"/>
+            </wp:cNvGraphicFramePr>
+            <a:graphic xmlns:a="http://schemas.openxmlformats.org/drawingml/2006/main">
+              <a:graphicData uri="http://schemas.openxmlformats.org/drawingml/2006/picture">
+                <pic:pic xmlns:pic="http://schemas.openxmlformats.org/drawingml/2006/picture">
+                  <pic:nvPicPr>
+                    <pic:cNvPr id="869854011" name="Picture 869854011"/>
+                    <pic:cNvPicPr/>
+                  </pic:nvPicPr>
+                  <pic:blipFill>
+                    <a:blip r:embed="rId4">
+                      <a:extLst>
+                        <a:ext uri="{28A0092B-C50C-407E-A947-70E740481C1C}">
+                          <a14:useLocalDpi xmlns:a14="http://schemas.microsoft.com/office/drawing/2010/main" val="0"/>
+                        </a:ext>
+                      </a:extLst>
+                    </a:blip>
+                    <a:stretch>
+                      <a:fillRect/>
+                    </a:stretch>
+                  </pic:blipFill>
+                  <pic:spPr>
+                    <a:xfrm>
+                      <a:off x="0" y="0"/>
+                      <a:ext cx="3143250" cy="2095500"/>
+                    </a:xfrm>
+                    <a:prstGeom prst="rect">
+                      <a:avLst/>
+                    </a:prstGeom>
+                  </pic:spPr>
+                </pic:pic>
+              </a:graphicData>
+            </a:graphic>
+          </wp:inline>
+        </w:drawing>
+      </w:r>
+    </w:p>
+    <w:p>
+      <w:pPr>
+        <w:rPr>
+          <w:lang w:val="en-US"/>
+        </w:rPr>
+      </w:pPr>
+      <w:r>
+        <w:rPr>
+          <w:lang w:val="en-US"/>
+        </w:rPr>
+        <w:t>American Alligator</w:t>
+      </w:r>
+    </w:p>
+    <w:p>
+      <w:pPr>
+        <w:rPr>
+          <w:lang w:val="en-US"/>
+        </w:rPr>
+      </w:pPr>
+      <w:r>
+        <w:rPr>
+          <w:lang w:val="en-US"/>
+        </w:rPr>
+        <w:t>Part of Public Domain</w:t>
       </w:r>
     </w:p>
     <w:sectPr>
@@ -645,7 +767,6 @@
   <w:style w:type="character" w:default="1" w:styleId="DefaultParagraphFont">
     <w:name w:val="Default Paragraph Font"/>
     <w:uiPriority w:val="1"/>
-    <w:semiHidden/>
     <w:unhideWhenUsed/>
   </w:style>
   <w:style w:type="table" w:default="1" w:styleId="TableNormal">
